--- a/uploads/Proposta/PropostaOPERACIONAL_LATAM RETAIL_.docx
+++ b/uploads/Proposta/PropostaOPERACIONAL_LATAM RETAIL_.docx
@@ -614,31 +614,7 @@
             <w:rPr>
               <w:rFonts w:ascii="Abel" w:hAnsi="Abel" w:cs="Abel"/>
             </w:rPr>
-            <w:t xml:space="preserve">PRODUTOR</w:t>
-            <w:br/>
             <w:t xml:space="preserve"/>
-            <w:br/>
-            <w:t xml:space="preserve">PRODUTOR</w:t>
-            <w:br/>
-            <w:t xml:space="preserve"/>
-            <w:br/>
-            <w:t xml:space="preserve">PRODUTOR</w:t>
-            <w:br/>
-            <w:t xml:space="preserve"/>
-            <w:br/>
-            <w:t xml:space="preserve">PRODUTOR</w:t>
-            <w:br/>
-            <w:t xml:space="preserve"/>
-            <w:br/>
-            <w:t xml:space="preserve">2 PRODUTOR</w:t>
-            <w:br/>
-            <w:t xml:space="preserve"/>
-            <w:br/>
-            <w:t xml:space="preserve">PRODUTOR</w:t>
-            <w:br/>
-            <w:t xml:space="preserve"/>
-            <w:br/>
-            <w:t xml:space="preserve">PRODUTOR</w:t>
           </w:r>
         </w:t>
       </w:r>
@@ -988,7 +964,7 @@
           <w:sz w:val="24"/>
           <w:szCs w:val="24"/>
         </w:rPr>
-        <w:t xml:space="preserve">• 1 Coordenador Operacional 1, (GERENTE), 7 Diária(s), de: 12/09/2026 até: 18/09/2026</w:t>
+        <w:t xml:space="preserve">• 1 Assistente De Atendimento - Pré Evento, 15 Diária(s), de: 29/08/2026 até: 12/09/2026</w:t>
       </w:r>
     </w:p>
     <w:p>
@@ -1008,7 +984,7 @@
           <w:sz w:val="24"/>
           <w:szCs w:val="24"/>
         </w:rPr>
-        <w:t xml:space="preserve">• 1 Produtor, (GESTÃO DE DEPÓSITO), 4 Diária(s), de: 14/09/2026 até: 17/09/2026</w:t>
+        <w:t xml:space="preserve">• 2 Atendente De Caex -Mono, 5 Diária(s), de: 13/09/2026 até: 17/09/2026</w:t>
       </w:r>
     </w:p>
     <w:p>
@@ -1028,307 +1004,7 @@
           <w:sz w:val="24"/>
           <w:szCs w:val="24"/>
         </w:rPr>
-        <w:t xml:space="preserve">• 1 Recepcionista Mono, (GESTÃO DE DEPÓSITO), 3 Diária(s), de: 15/09/2026 até: 17/09/2026</w:t>
-      </w:r>
-    </w:p>
-    <w:p>
-      <w:pPr>
-        <w:pStyle w:val="PargrafodaLista"/>
-        <w:spacing w:line="285" w:lineRule="atLeast"/>
-        <w:ind w:left="0"/>
-        <w:rPr>
-          <w:rFonts w:ascii="Abel" w:hAnsi="Abel"/>
-          <w:sz w:val="24"/>
-          <w:szCs w:val="24"/>
-        </w:rPr>
-      </w:pPr>
-      <w:r>
-        <w:rPr>
-          <w:rFonts w:ascii="Abel" w:hAnsi="Abel"/>
-          <w:sz w:val="24"/>
-          <w:szCs w:val="24"/>
-        </w:rPr>
-        <w:t xml:space="preserve">• 2 Produtor, (INFRA ESTRUTURA), 7 Diária(s), de: 12/09/2026 até: 18/09/2026</w:t>
-      </w:r>
-    </w:p>
-    <w:p>
-      <w:pPr>
-        <w:pStyle w:val="PargrafodaLista"/>
-        <w:spacing w:line="285" w:lineRule="atLeast"/>
-        <w:ind w:left="0"/>
-        <w:rPr>
-          <w:rFonts w:ascii="Abel" w:hAnsi="Abel"/>
-          <w:sz w:val="24"/>
-          <w:szCs w:val="24"/>
-        </w:rPr>
-      </w:pPr>
-      <w:r>
-        <w:rPr>
-          <w:rFonts w:ascii="Abel" w:hAnsi="Abel"/>
-          <w:sz w:val="24"/>
-          <w:szCs w:val="24"/>
-        </w:rPr>
-        <w:t xml:space="preserve">• 1 Coordenador Operacional 1, (MARCAÇÃO), 1 Diária(s), de: 12/09/2026 até: 12/09/2026</w:t>
-      </w:r>
-    </w:p>
-    <w:p>
-      <w:pPr>
-        <w:pStyle w:val="PargrafodaLista"/>
-        <w:spacing w:line="285" w:lineRule="atLeast"/>
-        <w:ind w:left="0"/>
-        <w:rPr>
-          <w:rFonts w:ascii="Abel" w:hAnsi="Abel"/>
-          <w:sz w:val="24"/>
-          <w:szCs w:val="24"/>
-        </w:rPr>
-      </w:pPr>
-      <w:r>
-        <w:rPr>
-          <w:rFonts w:ascii="Abel" w:hAnsi="Abel"/>
-          <w:sz w:val="24"/>
-          <w:szCs w:val="24"/>
-        </w:rPr>
-        <w:t xml:space="preserve">• 1 Coordenador De Atendimento - EscritóRio Ja, (ORÇAMENTOS), 60 Diária(s), de: 15/07/2026 até: 12/09/2026</w:t>
-      </w:r>
-    </w:p>
-    <w:p>
-      <w:pPr>
-        <w:pStyle w:val="PargrafodaLista"/>
-        <w:spacing w:line="285" w:lineRule="atLeast"/>
-        <w:ind w:left="0"/>
-        <w:rPr>
-          <w:rFonts w:ascii="Abel" w:hAnsi="Abel"/>
-          <w:sz w:val="24"/>
-          <w:szCs w:val="24"/>
-        </w:rPr>
-      </w:pPr>
-      <w:r>
-        <w:rPr>
-          <w:rFonts w:ascii="Abel" w:hAnsi="Abel"/>
-          <w:sz w:val="24"/>
-          <w:szCs w:val="24"/>
-        </w:rPr>
-        <w:t xml:space="preserve">• 1 Assistente De Atendimento - Pré Evento, 15 Diária(s), de: 29/08/2026 até: 12/09/2026</w:t>
-      </w:r>
-    </w:p>
-    <w:p>
-      <w:pPr>
-        <w:pStyle w:val="PargrafodaLista"/>
-        <w:spacing w:line="285" w:lineRule="atLeast"/>
-        <w:ind w:left="0"/>
-        <w:rPr>
-          <w:rFonts w:ascii="Abel" w:hAnsi="Abel"/>
-          <w:sz w:val="24"/>
-          <w:szCs w:val="24"/>
-        </w:rPr>
-      </w:pPr>
-      <w:r>
-        <w:rPr>
-          <w:rFonts w:ascii="Abel" w:hAnsi="Abel"/>
-          <w:sz w:val="24"/>
-          <w:szCs w:val="24"/>
-        </w:rPr>
-        <w:t xml:space="preserve">• 2 Atendente De Caex -Mono, 5 Diária(s), de: 13/09/2026 até: 17/09/2026</w:t>
-      </w:r>
-    </w:p>
-    <w:p>
-      <w:pPr>
-        <w:pStyle w:val="PargrafodaLista"/>
-        <w:spacing w:line="285" w:lineRule="atLeast"/>
-        <w:ind w:left="0"/>
-        <w:rPr>
-          <w:rFonts w:ascii="Abel" w:hAnsi="Abel"/>
-          <w:sz w:val="24"/>
-          <w:szCs w:val="24"/>
-        </w:rPr>
-      </w:pPr>
-      <w:r>
-        <w:rPr>
-          <w:rFonts w:ascii="Abel" w:hAnsi="Abel"/>
-          <w:sz w:val="24"/>
-          <w:szCs w:val="24"/>
-        </w:rPr>
-        <w:t xml:space="preserve">• 1 AtualizaçãO De Planta, 1 Diária(s), de: 12/09/2026 até: 12/09/2026</w:t>
-      </w:r>
-    </w:p>
-    <w:p>
-      <w:pPr>
-        <w:pStyle w:val="PargrafodaLista"/>
-        <w:spacing w:line="285" w:lineRule="atLeast"/>
-        <w:ind w:left="0"/>
-        <w:rPr>
-          <w:rFonts w:ascii="Abel" w:hAnsi="Abel"/>
-          <w:sz w:val="24"/>
-          <w:szCs w:val="24"/>
-        </w:rPr>
-      </w:pPr>
-      <w:r>
-        <w:rPr>
-          <w:rFonts w:ascii="Abel" w:hAnsi="Abel"/>
-          <w:sz w:val="24"/>
-          <w:szCs w:val="24"/>
-        </w:rPr>
-        <w:t xml:space="preserve">• 4 Carregadores, 3 Diária(s), de: 15/09/2026 até: 17/09/2026</w:t>
-      </w:r>
-    </w:p>
-    <w:p>
-      <w:pPr>
-        <w:pStyle w:val="PargrafodaLista"/>
-        <w:spacing w:line="285" w:lineRule="atLeast"/>
-        <w:ind w:left="0"/>
-        <w:rPr>
-          <w:rFonts w:ascii="Abel" w:hAnsi="Abel"/>
-          <w:sz w:val="24"/>
-          <w:szCs w:val="24"/>
-        </w:rPr>
-      </w:pPr>
-      <w:r>
-        <w:rPr>
-          <w:rFonts w:ascii="Abel" w:hAnsi="Abel"/>
-          <w:sz w:val="24"/>
-          <w:szCs w:val="24"/>
-        </w:rPr>
-        <w:t xml:space="preserve">• 4 Carregadores, 3 Diária(s), de: 15/09/2026 até: 17/09/2026</w:t>
-      </w:r>
-    </w:p>
-    <w:p>
-      <w:pPr>
-        <w:pStyle w:val="PargrafodaLista"/>
-        <w:spacing w:line="285" w:lineRule="atLeast"/>
-        <w:ind w:left="0"/>
-        <w:rPr>
-          <w:rFonts w:ascii="Abel" w:hAnsi="Abel"/>
-          <w:sz w:val="24"/>
-          <w:szCs w:val="24"/>
-        </w:rPr>
-      </w:pPr>
-      <w:r>
-        <w:rPr>
-          <w:rFonts w:ascii="Abel" w:hAnsi="Abel"/>
-          <w:sz w:val="24"/>
-          <w:szCs w:val="24"/>
-        </w:rPr>
-        <w:t xml:space="preserve">• 4 Carregadores, 3 Diária(s), de: 13/09/2026 até: 15/09/2026</w:t>
-      </w:r>
-    </w:p>
-    <w:p>
-      <w:pPr>
-        <w:pStyle w:val="PargrafodaLista"/>
-        <w:spacing w:line="285" w:lineRule="atLeast"/>
-        <w:ind w:left="0"/>
-        <w:rPr>
-          <w:rFonts w:ascii="Abel" w:hAnsi="Abel"/>
-          <w:sz w:val="24"/>
-          <w:szCs w:val="24"/>
-        </w:rPr>
-      </w:pPr>
-      <w:r>
-        <w:rPr>
-          <w:rFonts w:ascii="Abel" w:hAnsi="Abel"/>
-          <w:sz w:val="24"/>
-          <w:szCs w:val="24"/>
-        </w:rPr>
         <w:t xml:space="preserve">• 1 Coordenador De Caex, 5 Diária(s), de: 13/09/2026 até: 17/09/2026</w:t>
-      </w:r>
-    </w:p>
-    <w:p>
-      <w:pPr>
-        <w:pStyle w:val="PargrafodaLista"/>
-        <w:spacing w:line="285" w:lineRule="atLeast"/>
-        <w:ind w:left="0"/>
-        <w:rPr>
-          <w:rFonts w:ascii="Abel" w:hAnsi="Abel"/>
-          <w:sz w:val="24"/>
-          <w:szCs w:val="24"/>
-        </w:rPr>
-      </w:pPr>
-      <w:r>
-        <w:rPr>
-          <w:rFonts w:ascii="Abel" w:hAnsi="Abel"/>
-          <w:sz w:val="24"/>
-          <w:szCs w:val="24"/>
-        </w:rPr>
-        <w:t xml:space="preserve">• 1 Coordenador De ServiçOs, 7 Diária(s), de: 12/09/2026 até: 18/09/2026</w:t>
-      </w:r>
-    </w:p>
-    <w:p>
-      <w:pPr>
-        <w:pStyle w:val="PargrafodaLista"/>
-        <w:spacing w:line="285" w:lineRule="atLeast"/>
-        <w:ind w:left="0"/>
-        <w:rPr>
-          <w:rFonts w:ascii="Abel" w:hAnsi="Abel"/>
-          <w:sz w:val="24"/>
-          <w:szCs w:val="24"/>
-        </w:rPr>
-      </w:pPr>
-      <w:r>
-        <w:rPr>
-          <w:rFonts w:ascii="Abel" w:hAnsi="Abel"/>
-          <w:sz w:val="24"/>
-          <w:szCs w:val="24"/>
-        </w:rPr>
-        <w:t xml:space="preserve">• 1 DocumentaçãO, 1 Diária(s), de: 12/09/2026 até: 12/09/2026</w:t>
-      </w:r>
-    </w:p>
-    <w:p>
-      <w:pPr>
-        <w:pStyle w:val="PargrafodaLista"/>
-        <w:spacing w:line="285" w:lineRule="atLeast"/>
-        <w:ind w:left="0"/>
-        <w:rPr>
-          <w:rFonts w:ascii="Abel" w:hAnsi="Abel"/>
-          <w:sz w:val="24"/>
-          <w:szCs w:val="24"/>
-        </w:rPr>
-      </w:pPr>
-      <w:r>
-        <w:rPr>
-          <w:rFonts w:ascii="Abel" w:hAnsi="Abel"/>
-          <w:sz w:val="24"/>
-          <w:szCs w:val="24"/>
-        </w:rPr>
-        <w:t xml:space="preserve">• 6 Fiscal De MarcaçãO, 1 Diária(s), de: 12/09/2025 até: 12/09/2025</w:t>
-      </w:r>
-    </w:p>
-    <w:p>
-      <w:pPr>
-        <w:pStyle w:val="PargrafodaLista"/>
-        <w:spacing w:line="285" w:lineRule="atLeast"/>
-        <w:ind w:left="0"/>
-        <w:rPr>
-          <w:rFonts w:ascii="Abel" w:hAnsi="Abel"/>
-          <w:sz w:val="24"/>
-          <w:szCs w:val="24"/>
-        </w:rPr>
-      </w:pPr>
-      <w:r>
-        <w:rPr>
-          <w:rFonts w:ascii="Abel" w:hAnsi="Abel"/>
-          <w:sz w:val="24"/>
-          <w:szCs w:val="24"/>
-        </w:rPr>
-        <w:t xml:space="preserve">• 2 Fiscal Diurno, 7 Diária(s), de: 12/09/2026 até: 18/09/2026</w:t>
-      </w:r>
-    </w:p>
-    <w:p>
-      <w:pPr>
-        <w:pStyle w:val="PargrafodaLista"/>
-        <w:spacing w:line="285" w:lineRule="atLeast"/>
-        <w:ind w:left="0"/>
-        <w:rPr>
-          <w:rFonts w:ascii="Abel" w:hAnsi="Abel"/>
-          <w:sz w:val="24"/>
-          <w:szCs w:val="24"/>
-        </w:rPr>
-      </w:pPr>
-      <w:r>
-        <w:rPr>
-          <w:rFonts w:ascii="Abel" w:hAnsi="Abel"/>
-          <w:sz w:val="24"/>
-          <w:szCs w:val="24"/>
-        </w:rPr>
-        <w:t xml:space="preserve">• 1 Fiscal Noturno, 6 Diária(s), de: 12/09/2026 até: 17/09/2026</w:t>
       </w:r>
     </w:p>
     <w:p>
@@ -1501,7 +1177,7 @@
           <w:sz w:val="24"/>
           <w:szCs w:val="24"/>
         </w:rPr>
-        <w:t xml:space="preserve">• 2 Impressora Multifuncional, (GOUVEA), 5 Diária(s), de: 13/09/2026 até: 17/09/2026</w:t>
+        <w:t xml:space="preserve">• 2 Impressora Multifuncional, 5 Diária(s), de: 13/09/2026 até: 17/09/2026</w:t>
       </w:r>
     </w:p>
     <w:p>
@@ -1521,47 +1197,7 @@
           <w:sz w:val="24"/>
           <w:szCs w:val="24"/>
         </w:rPr>
-        <w:t xml:space="preserve">• 2 Impressora Multifuncional, 5 Diária(s), de: 13/09/2026 até: 17/09/2026</w:t>
-      </w:r>
-    </w:p>
-    <w:p>
-      <w:pPr>
-        <w:pStyle w:val="PargrafodaLista"/>
-        <w:spacing w:line="285" w:lineRule="atLeast"/>
-        <w:ind w:left="0"/>
-        <w:rPr>
-          <w:rFonts w:ascii="Abel" w:hAnsi="Abel"/>
-          <w:sz w:val="24"/>
-          <w:szCs w:val="24"/>
-        </w:rPr>
-      </w:pPr>
-      <w:r>
-        <w:rPr>
-          <w:rFonts w:ascii="Abel" w:hAnsi="Abel"/>
-          <w:sz w:val="24"/>
-          <w:szCs w:val="24"/>
-        </w:rPr>
         <w:t xml:space="preserve">• 3 Impressora De Etiqueta, 5 Diária(s), de: 13/09/2026 até: 17/09/2026</w:t>
-      </w:r>
-    </w:p>
-    <w:p>
-      <w:pPr>
-        <w:pStyle w:val="PargrafodaLista"/>
-        <w:spacing w:line="285" w:lineRule="atLeast"/>
-        <w:ind w:left="0"/>
-        <w:rPr>
-          <w:rFonts w:ascii="Abel" w:hAnsi="Abel"/>
-          <w:sz w:val="24"/>
-          <w:szCs w:val="24"/>
-        </w:rPr>
-      </w:pPr>
-      <w:r>
-        <w:rPr>
-          <w:rFonts w:ascii="Abel" w:hAnsi="Abel"/>
-          <w:sz w:val="24"/>
-          <w:szCs w:val="24"/>
-        </w:rPr>
-        <w:t xml:space="preserve">• 3 Notebook, (GOUVEA), 5 Diária(s), de: 13/09/2026 até: 17/09/2026</w:t>
       </w:r>
     </w:p>
     <w:p>
@@ -1856,7 +1492,7 @@
           <w:sz w:val="24"/>
           <w:szCs w:val="24"/>
         </w:rPr>
-        <w:t xml:space="preserve">R$ 181.464,52</w:t>
+        <w:t xml:space="preserve">R$ 50.653,72</w:t>
       </w:r>
       <w:r>
         <w:rPr>
@@ -2035,7 +1671,7 @@
           <w:i/>
           <w:iCs/>
         </w:rPr>
-        <w:t xml:space="preserve">31/03/2026</w:t>
+        <w:t xml:space="preserve">21/07/2026</w:t>
       </w:r>
     </w:p>
     <w:p>
